--- a/forskning/ncc-kohort/submission_pse/FIGURE_CAPTIONS.docx
+++ b/forskning/ncc-kohort/submission_pse/FIGURE_CAPTIONS.docx
@@ -41,7 +41,7 @@
         <w:t xml:space="preserve"> </w:t>
       </w:r>
       <w:r>
-        <w:t xml:space="preserve">Competition volume trajectory by senior-retention status. Median competitions per year (with interquartile range as shaded band) plotted by athlete age (13–18), separately for athletes who retained active senior status (≥1 season with ≥2 results at age ≥20; n = 348) and those who did not (n = 1,775). The dashed vertical line at age 15 marks the first qualification milestone (Norwegian Youth Championships). Future dropouts show declining participation already at age 15, while future retainers maintain or increase participation through age 17.</w:t>
+        <w:t xml:space="preserve">Competition volume trajectory by senior-retention status. Median competitions per year (with interquartile range as shaded band) plotted by athlete age (13–18), separately for athletes who retained active senior status (≥2 results in any year at age ≥20; n = 348) and those who did not (n = 1,775). The dashed vertical line at age 15 marks the first qualification milestone (Norwegian Youth Championships). Future dropouts show declining participation already at age 15, while future retainers maintain or increase participation through age 17.</w:t>
       </w:r>
     </w:p>
     <w:p>
@@ -131,24 +131,59 @@
       </w:r>
     </w:p>
     <w:p>
-      <w:pPr>
-        <w:pStyle w:val="BodyText"/>
+      <w:r>
+        <w:pict>
+          <v:rect style="width:0;height:1.5pt" o:hralign="center" o:hrstd="t" o:hr="t"/>
+        </w:pict>
+      </w:r>
+    </w:p>
+    <w:bookmarkEnd w:id="9"/>
+    <w:bookmarkStart w:id="10" w:name="supplementary-figure-captions"/>
+    <w:p>
+      <w:pPr>
+        <w:pStyle w:val="Heading1"/>
+      </w:pPr>
+      <w:r>
+        <w:t xml:space="preserve">Supplementary figure captions</w:t>
+      </w:r>
+    </w:p>
+    <w:p>
+      <w:pPr>
+        <w:pStyle w:val="FirstParagraph"/>
       </w:pPr>
       <w:r>
         <w:rPr>
           <w:b/>
           <w:bCs/>
         </w:rPr>
-        <w:t xml:space="preserve">Figure 5.</w:t>
+        <w:t xml:space="preserve">Figure S1.</w:t>
       </w:r>
       <w:r>
         <w:t xml:space="preserve"> </w:t>
       </w:r>
       <w:r>
-        <w:t xml:space="preserve">Random forest variable importances (top 15) for predicting active senior status. Bars show the mean decrease in impurity across 500 trees; importances sum to 1 across all 22 features. The top six predictors are all volume- or trajectory-related; performance and specialization variables appear in middle positions; sex enters near the bottom of the ranking.</w:t>
+        <w:t xml:space="preserve">Calibration plot for the full Cox model. Predicted probability of senior retention is binned into deciles (x-axis); the y-axis shows the observed proportion retained in each decile. Points falling on the diagonal indicate perfect calibration. The model shows close agreement between predicted and observed retention across the distribution.</w:t>
       </w:r>
     </w:p>
-    <w:bookmarkEnd w:id="9"/>
+    <w:p>
+      <w:pPr>
+        <w:pStyle w:val="BodyText"/>
+      </w:pPr>
+      <w:r>
+        <w:rPr>
+          <w:b/>
+          <w:bCs/>
+        </w:rPr>
+        <w:t xml:space="preserve">Figure S2.</w:t>
+      </w:r>
+      <w:r>
+        <w:t xml:space="preserve"> </w:t>
+      </w:r>
+      <w:r>
+        <w:t xml:space="preserve">Random forest variable importances (top 15) for predicting active senior status. Bars show the mean decrease in Gini impurity across 500 trees; importances sum to 1 across all 22 features. The top six predictors are all volume- or trajectory-related; performance and specialization variables appear in middle positions; sex enters near the bottom of the ranking. The random forest is reported as convergent non-parametric evidence for the Cox stepwise findings (Table 3, Supplementary Table S12).</w:t>
+      </w:r>
+    </w:p>
+    <w:bookmarkEnd w:id="10"/>
     <w:sectPr>
       <w:footnotePr>
         <w:numRestart w:val="eachSect"/>

--- a/forskning/ncc-kohort/submission_pse/FIGURE_CAPTIONS.docx
+++ b/forskning/ncc-kohort/submission_pse/FIGURE_CAPTIONS.docx
@@ -41,7 +41,7 @@
         <w:t xml:space="preserve"> </w:t>
       </w:r>
       <w:r>
-        <w:t xml:space="preserve">Competition volume trajectory by senior-retention status. Median competitions per year (with interquartile range as shaded band) plotted by athlete age (13–18), separately for athletes who retained active senior status (≥2 results in any year at age ≥20; n = 348) and those who did not (n = 1,775). The dashed vertical line at age 15 marks the first qualification milestone (Norwegian Youth Championships). Future dropouts show declining participation already at age 15, while future retainers maintain or increase participation through age 17.</w:t>
+        <w:t xml:space="preserve">A behavioral-marker model of youth-sport disengagement. The diagram shows the relationship being tested: theoretical mechanisms hypothesized by the Sport Commitment Model, self-determination theory, and the role-exit / withdrawal-as-process tradition (left) are not directly observed, but are predicted to leave a footprint in measurable competition behavior (centre), which precedes the outcome of active senior retention (right).</w:t>
       </w:r>
     </w:p>
     <w:p>
@@ -59,7 +59,114 @@
         <w:t xml:space="preserve"> </w:t>
       </w:r>
       <w:r>
-        <w:t xml:space="preserve">Kaplan–Meier retention curves.</w:t>
+        <w:t xml:space="preserve">Competition volume trajectory by senior-retention status. Median competitions per year (with interquartile range as shaded band) plotted by athlete age (13–18), separately for athletes who retained active senior status (≥2 results in any year at age ≥20; n = 348) and those who did not (n = 1,775). The dashed vertical line at age 15 marks the first qualification milestone (Norwegian Youth Championships). Future dropouts show declining participation at age 15, while future retainers maintain or increase participation through age 17.</w:t>
+      </w:r>
+    </w:p>
+    <w:p>
+      <w:pPr>
+        <w:pStyle w:val="BodyText"/>
+      </w:pPr>
+      <w:r>
+        <w:rPr>
+          <w:b/>
+          <w:bCs/>
+        </w:rPr>
+        <w:t xml:space="preserve">Figure 3.</w:t>
+      </w:r>
+      <w:r>
+        <w:t xml:space="preserve"> </w:t>
+      </w:r>
+      <w:r>
+        <w:t xml:space="preserve">Kaplan–Meier retention curves stratified by total competition volume across ages 15 and 16. Strata are: 0 meets, 1–5 meets, 6–15 meets, 16–30 meets, and 31+ meets. Athletes in the highest stratum retained 71% senior activity at follow-up year 14; athletes in the lowest stratum retained 4%.</w:t>
+      </w:r>
+    </w:p>
+    <w:p>
+      <w:pPr>
+        <w:pStyle w:val="BodyText"/>
+      </w:pPr>
+      <w:r>
+        <w:rPr>
+          <w:b/>
+          <w:bCs/>
+        </w:rPr>
+        <w:t xml:space="preserve">Figure 4.</w:t>
+      </w:r>
+      <w:r>
+        <w:t xml:space="preserve"> </w:t>
+      </w:r>
+      <w:r>
+        <w:t xml:space="preserve">Time-varying hazard ratios for the full Cox model across three follow-up periods (years 0–3, 3–6, 6+ post-baseline). Hazard ratios are per-SD for standardized covariates (vol_milepael, Tyrving, HHI early) and per-unit for championship types and female. The dominant predictor — competition volume at age 15–16 — is highly protective in years 0–3 (HR = 0.14), moderately protective in years 3–6 (HR = 0.69), and indistinguishable from null in years 6+ (HR = 0.96).</w:t>
+      </w:r>
+    </w:p>
+    <w:p>
+      <w:r>
+        <w:pict>
+          <v:rect style="width:0;height:1.5pt" o:hralign="center" o:hrstd="t" o:hr="t"/>
+        </w:pict>
+      </w:r>
+    </w:p>
+    <w:bookmarkEnd w:id="9"/>
+    <w:bookmarkStart w:id="10" w:name="supplementary-figure-captions"/>
+    <w:p>
+      <w:pPr>
+        <w:pStyle w:val="Heading1"/>
+      </w:pPr>
+      <w:r>
+        <w:t xml:space="preserve">Supplementary figure captions</w:t>
+      </w:r>
+    </w:p>
+    <w:p>
+      <w:pPr>
+        <w:pStyle w:val="FirstParagraph"/>
+      </w:pPr>
+      <w:r>
+        <w:rPr>
+          <w:b/>
+          <w:bCs/>
+        </w:rPr>
+        <w:t xml:space="preserve">Figure S1.</w:t>
+      </w:r>
+      <w:r>
+        <w:t xml:space="preserve"> </w:t>
+      </w:r>
+      <w:r>
+        <w:t xml:space="preserve">Calibration plot for the full Cox model. Predicted probability of senior retention is binned into deciles (x-axis); the y-axis shows the observed proportion retained in each decile. Points falling on the diagonal indicate perfect calibration.</w:t>
+      </w:r>
+    </w:p>
+    <w:p>
+      <w:pPr>
+        <w:pStyle w:val="BodyText"/>
+      </w:pPr>
+      <w:r>
+        <w:rPr>
+          <w:b/>
+          <w:bCs/>
+        </w:rPr>
+        <w:t xml:space="preserve">Figure S2.</w:t>
+      </w:r>
+      <w:r>
+        <w:t xml:space="preserve"> </w:t>
+      </w:r>
+      <w:r>
+        <w:t xml:space="preserve">Random forest variable importances (top 15) for predicting active senior status. Bars show the mean decrease in Gini impurity across 500 trees. Volume-based features dominate the top six positions; sex enters near the bottom. Reported as convergent non-parametric evidence for the Cox findings.</w:t>
+      </w:r>
+    </w:p>
+    <w:p>
+      <w:pPr>
+        <w:pStyle w:val="BodyText"/>
+      </w:pPr>
+      <w:r>
+        <w:rPr>
+          <w:b/>
+          <w:bCs/>
+        </w:rPr>
+        <w:t xml:space="preserve">Figure S3.</w:t>
+      </w:r>
+      <w:r>
+        <w:t xml:space="preserve"> </w:t>
+      </w:r>
+      <w:r>
+        <w:t xml:space="preserve">Kaplan–Meier retention curves:</w:t>
       </w:r>
       <w:r>
         <w:t xml:space="preserve"> </w:t>
@@ -75,7 +182,7 @@
         <w:t xml:space="preserve"> </w:t>
       </w:r>
       <w:r>
-        <w:t xml:space="preserve">Overall retention from baseline (age 13/14) over up to 14 years of follow-up; shaded band is 95% pointwise CI.</w:t>
+        <w:t xml:space="preserve">overall retention from baseline (age 13/14);</w:t>
       </w:r>
       <w:r>
         <w:t xml:space="preserve"> </w:t>
@@ -91,7 +198,7 @@
         <w:t xml:space="preserve"> </w:t>
       </w:r>
       <w:r>
-        <w:t xml:space="preserve">Retention stratified by sex (solid line = male, dashed line = female). Log-rank test for sex difference: χ² = 0.95, p = 0.33.</w:t>
+        <w:t xml:space="preserve">retention stratified by sex. Log-rank test for sex difference: χ² = 0.95, p = 0.33.</w:t>
       </w:r>
     </w:p>
     <w:p>
@@ -103,84 +210,13 @@
           <w:b/>
           <w:bCs/>
         </w:rPr>
-        <w:t xml:space="preserve">Figure 3.</w:t>
+        <w:t xml:space="preserve">Figure S4.</w:t>
       </w:r>
       <w:r>
         <w:t xml:space="preserve"> </w:t>
       </w:r>
       <w:r>
-        <w:t xml:space="preserve">Kaplan–Meier retention curves stratified by total competition volume across ages 15 and 16. Strata are: 0 meets, 1–5 meets, 6–15 meets, 16–30 meets, and 31+ meets. Athletes in the highest stratum retained 71% senior activity; athletes in the lowest stratum retained 4%.</w:t>
-      </w:r>
-    </w:p>
-    <w:p>
-      <w:pPr>
-        <w:pStyle w:val="BodyText"/>
-      </w:pPr>
-      <w:r>
-        <w:rPr>
-          <w:b/>
-          <w:bCs/>
-        </w:rPr>
-        <w:t xml:space="preserve">Figure 4.</w:t>
-      </w:r>
-      <w:r>
-        <w:t xml:space="preserve"> </w:t>
-      </w:r>
-      <w:r>
         <w:t xml:space="preserve">Kaplan–Meier retention curves stratified by the number of championship types entered before age 17 (range 0–4, comprising regional, youth-national, junior-national, and senior-national championships). Retention is strongly monotonic in number of championship types.</w:t>
-      </w:r>
-    </w:p>
-    <w:p>
-      <w:r>
-        <w:pict>
-          <v:rect style="width:0;height:1.5pt" o:hralign="center" o:hrstd="t" o:hr="t"/>
-        </w:pict>
-      </w:r>
-    </w:p>
-    <w:bookmarkEnd w:id="9"/>
-    <w:bookmarkStart w:id="10" w:name="supplementary-figure-captions"/>
-    <w:p>
-      <w:pPr>
-        <w:pStyle w:val="Heading1"/>
-      </w:pPr>
-      <w:r>
-        <w:t xml:space="preserve">Supplementary figure captions</w:t>
-      </w:r>
-    </w:p>
-    <w:p>
-      <w:pPr>
-        <w:pStyle w:val="FirstParagraph"/>
-      </w:pPr>
-      <w:r>
-        <w:rPr>
-          <w:b/>
-          <w:bCs/>
-        </w:rPr>
-        <w:t xml:space="preserve">Figure S1.</w:t>
-      </w:r>
-      <w:r>
-        <w:t xml:space="preserve"> </w:t>
-      </w:r>
-      <w:r>
-        <w:t xml:space="preserve">Calibration plot for the full Cox model. Predicted probability of senior retention is binned into deciles (x-axis); the y-axis shows the observed proportion retained in each decile. Points falling on the diagonal indicate perfect calibration. The model shows close agreement between predicted and observed retention across the distribution.</w:t>
-      </w:r>
-    </w:p>
-    <w:p>
-      <w:pPr>
-        <w:pStyle w:val="BodyText"/>
-      </w:pPr>
-      <w:r>
-        <w:rPr>
-          <w:b/>
-          <w:bCs/>
-        </w:rPr>
-        <w:t xml:space="preserve">Figure S2.</w:t>
-      </w:r>
-      <w:r>
-        <w:t xml:space="preserve"> </w:t>
-      </w:r>
-      <w:r>
-        <w:t xml:space="preserve">Random forest variable importances (top 15) for predicting active senior status. Bars show the mean decrease in Gini impurity across 500 trees; importances sum to 1 across all 22 features. The top six predictors are all volume- or trajectory-related; performance and specialization variables appear in middle positions; sex enters near the bottom of the ranking. The random forest is reported as convergent non-parametric evidence for the Cox stepwise findings (Table 3, Supplementary Table S12).</w:t>
       </w:r>
     </w:p>
     <w:bookmarkEnd w:id="10"/>

--- a/forskning/ncc-kohort/submission_pse/FIGURE_CAPTIONS.docx
+++ b/forskning/ncc-kohort/submission_pse/FIGURE_CAPTIONS.docx
@@ -95,7 +95,7 @@
         <w:t xml:space="preserve"> </w:t>
       </w:r>
       <w:r>
-        <w:t xml:space="preserve">Time-varying hazard ratios for the full Cox model across three follow-up periods (years 0–3, 3–6, 6+ post-baseline). Hazard ratios are per-SD for standardized covariates (vol_milepael, Tyrving, HHI early) and per-unit for championship types and female. The dominant predictor — competition volume at age 15–16 — is highly protective in years 0–3 (HR = 0.14), moderately protective in years 3–6 (HR = 0.69), and indistinguishable from null in years 6+ (HR = 0.96).</w:t>
+        <w:t xml:space="preserve">Time-varying hazard ratios for the full Cox model across three follow-up periods (years 0–3, 3–6, 6+ post-baseline). Hazard ratios are per-SD for standardized covariates (vol_milestone, Tyrving, HHI early) and per-unit for championship types and female. The dominant predictor — competition volume at age 15–16 — is highly protective in years 0–3 (HR = 0.14), moderately protective in years 3–6 (HR = 0.69), and indistinguishable from null in years 6+ (HR = 0.96).</w:t>
       </w:r>
     </w:p>
     <w:p>

--- a/forskning/ncc-kohort/submission_pse/FIGURE_CAPTIONS.docx
+++ b/forskning/ncc-kohort/submission_pse/FIGURE_CAPTIONS.docx
@@ -59,7 +59,7 @@
         <w:t xml:space="preserve"> </w:t>
       </w:r>
       <w:r>
-        <w:t xml:space="preserve">Competition volume trajectory by senior-retention status. Median competitions per year (with interquartile range as shaded band) plotted by athlete age (13–18), separately for athletes who retained active senior status (≥2 results in any year at age ≥20; n = 348) and those who did not (n = 1,775). The dashed vertical line at age 15 marks the first qualification milestone (Norwegian Youth Championships). Future dropouts show declining participation at age 15, while future retainers maintain or increase participation through age 17.</w:t>
+        <w:t xml:space="preserve">Competition volume trajectory by senior-retention status. Median competitions per year (with interquartile range as shaded band) plotted by athlete age (13–18), separately for athletes who retained active senior status (≥2 results in any year at age ≥20; n = 348) and those who did not (n = 1,775). The dashed vertical line at age 15 marks the first qualification milestone (Norwegian Youth Championships). Future retainers and future dropouts already differ at ages 13–14; the gap widens further across the age-14-to-15 transition.</w:t>
       </w:r>
     </w:p>
     <w:p>
@@ -77,47 +77,47 @@
         <w:t xml:space="preserve"> </w:t>
       </w:r>
       <w:r>
-        <w:t xml:space="preserve">Kaplan–Meier retention curves stratified by total competition volume across ages 15 and 16. Strata are: 0 meets, 1–5 meets, 6–15 meets, 16–30 meets, and 31+ meets. Athletes in the highest stratum retained 71% senior activity at follow-up year 14; athletes in the lowest stratum retained 4%.</w:t>
+        <w:t xml:space="preserve">Kaplan–Meier retention curves stratified by total competition volume across ages 15 and 16 (descriptive). Strata are: 0 meets, 1–5 meets, 6–15 meets, 16–30 meets, and 31+ meets. Athletes in the highest stratum retained 71% senior activity at follow-up year 14; athletes in the lowest stratum retained 4%. (Note: this descriptive stratification uses post-baseline measurement; primary effect estimates in Table 3 use only baseline-window predictors.)</w:t>
       </w:r>
     </w:p>
     <w:p>
-      <w:pPr>
-        <w:pStyle w:val="BodyText"/>
+      <w:r>
+        <w:pict>
+          <v:rect style="width:0;height:1.5pt" o:hralign="center" o:hrstd="t" o:hr="t"/>
+        </w:pict>
+      </w:r>
+    </w:p>
+    <w:bookmarkEnd w:id="9"/>
+    <w:bookmarkStart w:id="10" w:name="supplementary-figure-captions"/>
+    <w:p>
+      <w:pPr>
+        <w:pStyle w:val="Heading1"/>
+      </w:pPr>
+      <w:r>
+        <w:t xml:space="preserve">Supplementary figure captions</w:t>
+      </w:r>
+    </w:p>
+    <w:p>
+      <w:pPr>
+        <w:pStyle w:val="FirstParagraph"/>
       </w:pPr>
       <w:r>
         <w:rPr>
           <w:b/>
           <w:bCs/>
         </w:rPr>
-        <w:t xml:space="preserve">Figure 4.</w:t>
+        <w:t xml:space="preserve">Figure S0.</w:t>
       </w:r>
       <w:r>
         <w:t xml:space="preserve"> </w:t>
       </w:r>
       <w:r>
-        <w:t xml:space="preserve">Time-varying hazard ratios for the full Cox model across three follow-up periods (years 0–3, 3–6, 6+ post-baseline). Hazard ratios are per-SD for standardized covariates (vol_milestone, Tyrving, HHI early) and per-unit for championship types and female. The dominant predictor — competition volume at age 15–16 — is highly protective in years 0–3 (HR = 0.14), moderately protective in years 3–6 (HR = 0.69), and indistinguishable from null in years 6+ (HR = 0.96).</w:t>
+        <w:t xml:space="preserve">Cohort construction flow diagram. Boundary birth years 1997 and 2003 were excluded because they had only one possible eligible edition in the cohort window. Athletes who attended both the 13-year-old and 14-year-old editions were deduplicated, with the earlier edition used as baseline. Complete-case analysis used 1,704 of 2,123 athletes; missingness was driven mainly by the Tyrving score (~20% missing) and the HHI index (~10% missing).</w:t>
       </w:r>
     </w:p>
     <w:p>
-      <w:r>
-        <w:pict>
-          <v:rect style="width:0;height:1.5pt" o:hralign="center" o:hrstd="t" o:hr="t"/>
-        </w:pict>
-      </w:r>
-    </w:p>
-    <w:bookmarkEnd w:id="9"/>
-    <w:bookmarkStart w:id="10" w:name="supplementary-figure-captions"/>
-    <w:p>
-      <w:pPr>
-        <w:pStyle w:val="Heading1"/>
-      </w:pPr>
-      <w:r>
-        <w:t xml:space="preserve">Supplementary figure captions</w:t>
-      </w:r>
-    </w:p>
-    <w:p>
-      <w:pPr>
-        <w:pStyle w:val="FirstParagraph"/>
+      <w:pPr>
+        <w:pStyle w:val="BodyText"/>
       </w:pPr>
       <w:r>
         <w:rPr>
@@ -148,7 +148,7 @@
         <w:t xml:space="preserve"> </w:t>
       </w:r>
       <w:r>
-        <w:t xml:space="preserve">Random forest variable importances (top 15) for predicting active senior status. Bars show the mean decrease in Gini impurity across 500 trees. Volume-based features dominate the top six positions; sex enters near the bottom. Reported as convergent non-parametric evidence for the Cox findings.</w:t>
+        <w:t xml:space="preserve">Random forest variable importances (top 15) for predicting active senior status. Bars show the mean decrease in Gini impurity across 500 trees. Volume-based features dominate the top six positions; sex enters near the bottom. Reported as convergent non-parametric evidence.</w:t>
       </w:r>
     </w:p>
     <w:p>
@@ -217,6 +217,24 @@
       </w:r>
       <w:r>
         <w:t xml:space="preserve">Kaplan–Meier retention curves stratified by the number of championship types entered before age 17 (range 0–4, comprising regional, youth-national, junior-national, and senior-national championships). Retention is strongly monotonic in number of championship types.</w:t>
+      </w:r>
+    </w:p>
+    <w:p>
+      <w:pPr>
+        <w:pStyle w:val="BodyText"/>
+      </w:pPr>
+      <w:r>
+        <w:rPr>
+          <w:b/>
+          <w:bCs/>
+        </w:rPr>
+        <w:t xml:space="preserve">Figure S5.</w:t>
+      </w:r>
+      <w:r>
+        <w:t xml:space="preserve"> </w:t>
+      </w:r>
+      <w:r>
+        <w:t xml:space="preserve">Time-varying hazard ratios from the secondary (post-baseline) Cox specification across three follow-up periods (years 0–3, 3–6, 6+ post-baseline). Hazard ratios are per-SD for standardized covariates and per-unit for championship types and female. Note: the early-window HR for ages-15–16 volume partly reflects operational overlap between predictor and outcome (low milestone volume is mechanical for athletes who drop out before age 15); this estimate is descriptive of the time-varying association rather than an independent prospective effect.</w:t>
       </w:r>
     </w:p>
     <w:bookmarkEnd w:id="10"/>
